--- a/klagomål/A 38280-2021 FSC-klagomål.docx
+++ b/klagomål/A 38280-2021 FSC-klagomål.docx
@@ -706,7 +706,7 @@
     <w:r>
       <w:tab/>
       <w:tab/>
-      <w:t>2026-06-18</w:t>
+      <w:t>2026-06-19</w:t>
       <w:br/>
       <w:br/>
     </w:r>

--- a/klagomål/A 38280-2021 FSC-klagomål.docx
+++ b/klagomål/A 38280-2021 FSC-klagomål.docx
@@ -706,7 +706,7 @@
     <w:r>
       <w:tab/>
       <w:tab/>
-      <w:t>2026-06-19</w:t>
+      <w:t>2026-06-20</w:t>
       <w:br/>
       <w:br/>
     </w:r>

--- a/klagomål/A 38280-2021 FSC-klagomål.docx
+++ b/klagomål/A 38280-2021 FSC-klagomål.docx
@@ -168,38 +168,7 @@
     </w:p>
     <w:p>
       <w:r>
-        <w:t>Detta dokument behandlar höga naturvärden i avverkningsanmälan A 38280-2021 i Bräcke kommun som inkom 2021-07-28 och omfattar 0,5 ha.</w:t>
-      </w:r>
-    </w:p>
-    <w:p>
-      <w:r>
-        <w:t>Nedan presenteras fynd av naturvårdsarter som gjorts i det avverkningsanmälda området, samt relevanta utdrag ur standarderna för FSC, Chain of Custody, Controlled Wood och PEFC.</w:t>
-      </w:r>
-    </w:p>
-    <w:p>
-      <w:r>
-        <w:t>Vi förväntar oss att ni återkommer med ett skriftligt svar på vårt klagomål och även beskriver vilka korrigerande åtgärder ni satt in för att rätta till identifierade brister i er efterlevnad av den svenska FSC standarden.</w:t>
-      </w:r>
-    </w:p>
-    <w:p>
-      <w:pPr>
-        <w:pStyle w:val="Heading1"/>
-      </w:pPr>
-      <w:r>
-        <w:t>Naturvårdsarter</w:t>
-      </w:r>
-    </w:p>
-    <w:p>
-      <w:r>
-        <w:t>Inom 22 meter från avverkningsanmälan har följande 3 naturvårdsarter hittats: gräddporing (VU, T), dropptaggsvamp (NT, T) och vaddporing (NT). Av dessa är 3 rödlistade. För rödlistade arter har rödlistekategorin angivits inom parentes. Typiska arter inom Natura 2000 som är kopplade till skogsekosystem har markerats med (T).</w:t>
-      </w:r>
-    </w:p>
-    <w:p>
-      <w:r>
-        <w:t>De påträffade naturvårdsarterna är ett tydligt kvitto på att det rör sig om en skog med höga naturvärden.</w:t>
-      </w:r>
-      <w:r>
-        <w:t xml:space="preserve"> I Figur 1 visas fyndplatser för naturvårdsarter i området, som finns registrerade på Artportalen.</w:t>
+        <w:t>Detta klagomål behandlar höga naturvärden i avverkningsanmälan A 38280-2021 i Bräcke kommun som inkom 2021-07-28 och omfattar 0,5 ha.</w:t>
       </w:r>
     </w:p>
     <w:p>
@@ -247,7 +216,55 @@
         <w:spacing w:after="240"/>
       </w:pPr>
       <w:r>
-        <w:t>Figur 1. Fyndplatser för naturvårdsarter inom 22 meter från avverkningsanmälan (röd linje). Markörer utan svart kant är placerade på fyndplatsen. Markörer med svart kant är placerade vid sidan av fyndplatsen och har ett svart streck som visar fyndplatsens exakta position. Kartans mittpunktskoordinat är N 6983180, E 536178 i SWEREF 99 TM.</w:t>
+        <w:t>Figur 1. Fyndplatser för naturvårdsarter inom 22 meter från avverkningsanmälan. Markörer utan svart kant är placerade på fyndplatsen. Markörer med svart kant är placerade vid sidan av fyndplatsen har ett svart streck som visar fyndplatsens exakta position. Kartans mittpunktskoordinat är N 6983180, E 536178 i SWEREF 99 TM.</w:t>
+      </w:r>
+    </w:p>
+    <w:p>
+      <w:r>
+        <w:t>Inom 22 meter från avverkningsanmälan finns fynd av 3 naturvårdsarter, varav 3 är rödlistade och 2 är typiska (T): gräddporing (VU, T), dropptaggsvamp (NT, T) och vaddporing (NT). Se Figur 1.</w:t>
+      </w:r>
+    </w:p>
+    <w:p>
+      <w:r>
+        <w:t>Nedan presenteras relevanta utdrag ur standarderna för FSC, Chain of Custody, Controlled Wood och PEFC.</w:t>
+      </w:r>
+    </w:p>
+    <w:p>
+      <w:r>
+        <w:t>Vi förväntar oss att ni återkommer med ett skriftligt svar på vårt klagomål och även beskriver vilka korrigerande åtgärder ni satt in för att rätta till identifierade brister i er efterlevnad av den svenska FSC standarden.</w:t>
+      </w:r>
+    </w:p>
+    <w:p>
+      <w:pPr>
+        <w:pStyle w:val="Heading1"/>
+      </w:pPr>
+      <w:r>
+        <w:t>Naturvårdsarter och fridlysta arter</w:t>
+      </w:r>
+    </w:p>
+    <w:p>
+      <w:r>
+        <w:t>Nedan följer beskrivningar av de naturvårdsarter och fridlysta arter som har sina livsmiljöer och växtplatser i den avverkningsanmälda skogen. De påträffade naturvårdsarterna är ett tydligt kvitto på att det rör sig om en skog med höga naturvärden.</w:t>
+      </w:r>
+    </w:p>
+    <w:p>
+      <w:r>
+        <w:rPr>
+          <w:b/>
+        </w:rPr>
+        <w:t>Gräddporing (VU)</w:t>
+      </w:r>
+      <w:r>
+        <w:t xml:space="preserve"> växer nästan enbart i urskogsartad barrskog på gamla, kraftigt murkna, grova och mossbelupna tallågor i något fuktiga och skuggiga lägen. Arten är placerad högst upp i Skogsstyrelsens värdepyramid för bedömning av skog med höga naturvärden och indikerar gamla och relativt orörda tallnaturskogar med höga naturvärden där det under låg tid kontinuerligt funnits inslag av grova tallågor. För att på sikt hejda artens vikande trend behöver merparten av gräddporingens nu kända växtplatser undantas från skogsbruk. Gräddporing är typisk art för </w:t>
+      </w:r>
+      <w:r>
+        <w:rPr>
+          <w:i/>
+        </w:rPr>
+        <w:t>9010 Taiga</w:t>
+      </w:r>
+      <w:r>
+        <w:t xml:space="preserve"> (SLU Artdatabanken, 2024; Nitare &amp; Skogsstyrelsen, 2019).</w:t>
       </w:r>
     </w:p>
     <w:p>
@@ -268,26 +285,6 @@
       </w:r>
       <w:r>
         <w:t>(SLU Artdatabanken, 2026).</w:t>
-      </w:r>
-    </w:p>
-    <w:p>
-      <w:r>
-        <w:rPr>
-          <w:b/>
-        </w:rPr>
-        <w:t>Gräddporing (VU)</w:t>
-      </w:r>
-      <w:r>
-        <w:t xml:space="preserve"> växer nästan enbart i urskogsartad barrskog på gamla, kraftigt murkna, grova och mossbelupna tallågor i något fuktiga och skuggiga lägen. Arten är placerad högst upp i Skogsstyrelsens värdepyramid för bedömning av skog med höga naturvärden och indikerar gamla och relativt orörda tallnaturskogar med höga naturvärden där det under låg tid kontinuerligt funnits inslag av grova tallågor. För att på sikt hejda artens vikande trend behöver merparten av gräddporingens nu kända växtplatser undantas från skogsbruk. Gräddporing är typisk art för </w:t>
-      </w:r>
-      <w:r>
-        <w:rPr>
-          <w:i/>
-        </w:rPr>
-        <w:t>9010 Taiga</w:t>
-      </w:r>
-      <w:r>
-        <w:t xml:space="preserve"> (SLU Artdatabanken, 2024; Nitare &amp; Skogsstyrelsen, 2019).</w:t>
       </w:r>
     </w:p>
     <w:p>
@@ -706,7 +703,7 @@
     <w:r>
       <w:tab/>
       <w:tab/>
-      <w:t>2026-06-20</w:t>
+      <w:t>2026-06-21</w:t>
       <w:br/>
       <w:br/>
     </w:r>

--- a/klagomål/A 38280-2021 FSC-klagomål.docx
+++ b/klagomål/A 38280-2021 FSC-klagomål.docx
@@ -703,7 +703,7 @@
     <w:r>
       <w:tab/>
       <w:tab/>
-      <w:t>2026-06-21</w:t>
+      <w:t>2026-06-22</w:t>
       <w:br/>
       <w:br/>
     </w:r>

--- a/klagomål/A 38280-2021 FSC-klagomål.docx
+++ b/klagomål/A 38280-2021 FSC-klagomål.docx
@@ -703,7 +703,7 @@
     <w:r>
       <w:tab/>
       <w:tab/>
-      <w:t>2026-06-22</w:t>
+      <w:t>2026-06-23</w:t>
       <w:br/>
       <w:br/>
     </w:r>

--- a/klagomål/A 38280-2021 FSC-klagomål.docx
+++ b/klagomål/A 38280-2021 FSC-klagomål.docx
@@ -703,7 +703,7 @@
     <w:r>
       <w:tab/>
       <w:tab/>
-      <w:t>2026-06-23</w:t>
+      <w:t>2026-06-24</w:t>
       <w:br/>
       <w:br/>
     </w:r>

--- a/klagomål/A 38280-2021 FSC-klagomål.docx
+++ b/klagomål/A 38280-2021 FSC-klagomål.docx
@@ -703,7 +703,7 @@
     <w:r>
       <w:tab/>
       <w:tab/>
-      <w:t>2026-06-24</w:t>
+      <w:t>2026-06-25</w:t>
       <w:br/>
       <w:br/>
     </w:r>

--- a/klagomål/A 38280-2021 FSC-klagomål.docx
+++ b/klagomål/A 38280-2021 FSC-klagomål.docx
@@ -703,7 +703,7 @@
     <w:r>
       <w:tab/>
       <w:tab/>
-      <w:t>2026-06-25</w:t>
+      <w:t>2026-06-26</w:t>
       <w:br/>
       <w:br/>
     </w:r>

--- a/klagomål/A 38280-2021 FSC-klagomål.docx
+++ b/klagomål/A 38280-2021 FSC-klagomål.docx
@@ -703,7 +703,7 @@
     <w:r>
       <w:tab/>
       <w:tab/>
-      <w:t>2026-06-26</w:t>
+      <w:t>2026-06-27</w:t>
       <w:br/>
       <w:br/>
     </w:r>

--- a/klagomål/A 38280-2021 FSC-klagomål.docx
+++ b/klagomål/A 38280-2021 FSC-klagomål.docx
@@ -703,7 +703,7 @@
     <w:r>
       <w:tab/>
       <w:tab/>
-      <w:t>2026-06-27</w:t>
+      <w:t>2026-06-28</w:t>
       <w:br/>
       <w:br/>
     </w:r>

--- a/klagomål/A 38280-2021 FSC-klagomål.docx
+++ b/klagomål/A 38280-2021 FSC-klagomål.docx
@@ -703,7 +703,7 @@
     <w:r>
       <w:tab/>
       <w:tab/>
-      <w:t>2026-06-28</w:t>
+      <w:t>2026-06-29</w:t>
       <w:br/>
       <w:br/>
     </w:r>

--- a/klagomål/A 38280-2021 FSC-klagomål.docx
+++ b/klagomål/A 38280-2021 FSC-klagomål.docx
@@ -703,7 +703,7 @@
     <w:r>
       <w:tab/>
       <w:tab/>
-      <w:t>2026-06-29</w:t>
+      <w:t>2026-06-30</w:t>
       <w:br/>
       <w:br/>
     </w:r>

--- a/klagomål/A 38280-2021 FSC-klagomål.docx
+++ b/klagomål/A 38280-2021 FSC-klagomål.docx
@@ -703,7 +703,7 @@
     <w:r>
       <w:tab/>
       <w:tab/>
-      <w:t>2026-06-30</w:t>
+      <w:t>2026-07-01</w:t>
       <w:br/>
       <w:br/>
     </w:r>

--- a/klagomål/A 38280-2021 FSC-klagomål.docx
+++ b/klagomål/A 38280-2021 FSC-klagomål.docx
@@ -703,7 +703,7 @@
     <w:r>
       <w:tab/>
       <w:tab/>
-      <w:t>2026-07-01</w:t>
+      <w:t>2026-07-02</w:t>
       <w:br/>
       <w:br/>
     </w:r>

--- a/klagomål/A 38280-2021 FSC-klagomål.docx
+++ b/klagomål/A 38280-2021 FSC-klagomål.docx
@@ -703,7 +703,7 @@
     <w:r>
       <w:tab/>
       <w:tab/>
-      <w:t>2026-07-13</w:t>
+      <w:t>2026-07-14</w:t>
       <w:br/>
       <w:br/>
     </w:r>

--- a/klagomål/A 38280-2021 FSC-klagomål.docx
+++ b/klagomål/A 38280-2021 FSC-klagomål.docx
@@ -703,7 +703,7 @@
     <w:r>
       <w:tab/>
       <w:tab/>
-      <w:t>2026-07-14</w:t>
+      <w:t>2026-07-15</w:t>
       <w:br/>
       <w:br/>
     </w:r>

--- a/klagomål/A 38280-2021 FSC-klagomål.docx
+++ b/klagomål/A 38280-2021 FSC-klagomål.docx
@@ -703,7 +703,7 @@
     <w:r>
       <w:tab/>
       <w:tab/>
-      <w:t>2026-07-15</w:t>
+      <w:t>2026-07-16</w:t>
       <w:br/>
       <w:br/>
     </w:r>

--- a/klagomål/A 38280-2021 FSC-klagomål.docx
+++ b/klagomål/A 38280-2021 FSC-klagomål.docx
@@ -703,7 +703,7 @@
     <w:r>
       <w:tab/>
       <w:tab/>
-      <w:t>2026-07-16</w:t>
+      <w:t>2026-07-17</w:t>
       <w:br/>
       <w:br/>
     </w:r>

--- a/klagomål/A 38280-2021 FSC-klagomål.docx
+++ b/klagomål/A 38280-2021 FSC-klagomål.docx
@@ -703,7 +703,7 @@
     <w:r>
       <w:tab/>
       <w:tab/>
-      <w:t>2026-07-17</w:t>
+      <w:t>2026-07-18</w:t>
       <w:br/>
       <w:br/>
     </w:r>

--- a/klagomål/A 38280-2021 FSC-klagomål.docx
+++ b/klagomål/A 38280-2021 FSC-klagomål.docx
@@ -703,7 +703,7 @@
     <w:r>
       <w:tab/>
       <w:tab/>
-      <w:t>2026-07-18</w:t>
+      <w:t>2026-07-19</w:t>
       <w:br/>
       <w:br/>
     </w:r>

--- a/klagomål/A 38280-2021 FSC-klagomål.docx
+++ b/klagomål/A 38280-2021 FSC-klagomål.docx
@@ -703,7 +703,7 @@
     <w:r>
       <w:tab/>
       <w:tab/>
-      <w:t>2026-07-19</w:t>
+      <w:t>2026-07-20</w:t>
       <w:br/>
       <w:br/>
     </w:r>

--- a/klagomål/A 38280-2021 FSC-klagomål.docx
+++ b/klagomål/A 38280-2021 FSC-klagomål.docx
@@ -703,7 +703,7 @@
     <w:r>
       <w:tab/>
       <w:tab/>
-      <w:t>2026-07-20</w:t>
+      <w:t>2026-07-21</w:t>
       <w:br/>
       <w:br/>
     </w:r>

--- a/klagomål/A 38280-2021 FSC-klagomål.docx
+++ b/klagomål/A 38280-2021 FSC-klagomål.docx
@@ -703,7 +703,7 @@
     <w:r>
       <w:tab/>
       <w:tab/>
-      <w:t>2026-07-21</w:t>
+      <w:t>2026-07-22</w:t>
       <w:br/>
       <w:br/>
     </w:r>

--- a/klagomål/A 38280-2021 FSC-klagomål.docx
+++ b/klagomål/A 38280-2021 FSC-klagomål.docx
@@ -703,7 +703,7 @@
     <w:r>
       <w:tab/>
       <w:tab/>
-      <w:t>2026-07-22</w:t>
+      <w:t>2026-07-23</w:t>
       <w:br/>
       <w:br/>
     </w:r>

--- a/klagomål/A 38280-2021 FSC-klagomål.docx
+++ b/klagomål/A 38280-2021 FSC-klagomål.docx
@@ -703,7 +703,7 @@
     <w:r>
       <w:tab/>
       <w:tab/>
-      <w:t>2026-07-23</w:t>
+      <w:t>2026-07-24</w:t>
       <w:br/>
       <w:br/>
     </w:r>

--- a/klagomål/A 38280-2021 FSC-klagomål.docx
+++ b/klagomål/A 38280-2021 FSC-klagomål.docx
@@ -703,7 +703,7 @@
     <w:r>
       <w:tab/>
       <w:tab/>
-      <w:t>2026-07-24</w:t>
+      <w:t>2026-07-25</w:t>
       <w:br/>
       <w:br/>
     </w:r>

--- a/klagomål/A 38280-2021 FSC-klagomål.docx
+++ b/klagomål/A 38280-2021 FSC-klagomål.docx
@@ -703,7 +703,7 @@
     <w:r>
       <w:tab/>
       <w:tab/>
-      <w:t>2026-07-25</w:t>
+      <w:t>2026-07-26</w:t>
       <w:br/>
       <w:br/>
     </w:r>

--- a/klagomål/A 38280-2021 FSC-klagomål.docx
+++ b/klagomål/A 38280-2021 FSC-klagomål.docx
@@ -703,7 +703,7 @@
     <w:r>
       <w:tab/>
       <w:tab/>
-      <w:t>2026-07-26</w:t>
+      <w:t>2026-07-27</w:t>
       <w:br/>
       <w:br/>
     </w:r>

--- a/klagomål/A 38280-2021 FSC-klagomål.docx
+++ b/klagomål/A 38280-2021 FSC-klagomål.docx
@@ -703,7 +703,7 @@
     <w:r>
       <w:tab/>
       <w:tab/>
-      <w:t>2026-07-27</w:t>
+      <w:t>2026-07-28</w:t>
       <w:br/>
       <w:br/>
     </w:r>
